--- a/report_AQC_Hackathon.docx
+++ b/report_AQC_Hackathon.docx
@@ -551,6 +551,68 @@
           <w:szCs w:val="24"/>
         </w:rPr>
         <w:t>This is already in QUBO form (Eq. 1 of the hackathon spec) with diagonal Q_ii = Σ_j w_ij and off-diagonal Q_ij = −2·w_ij. No penalty terms are needed since any partition is a valid solution.</w:t>
+      </w:r>
+    </w:p>
+    <w:p>
+      <w:pPr>
+        <w:spacing w:before="160" w:after="80"/>
+        <w:jc w:val="center"/>
+      </w:pPr>
+      <w:r>
+        <w:rPr>
+          <w:noProof/>
+        </w:rPr>
+        <w:drawing>
+          <wp:inline xmlns:wp="http://schemas.openxmlformats.org/drawingml/2006/wordprocessingDrawing">
+            <wp:extent cx="4800000" cy="3785625"/>
+            <wp:effectExtent l="0" t="0" r="0" b="0"/>
+            <wp:docPr id="201" name="qubo_matrix"/>
+            <wp:cNvGraphicFramePr>
+              <a:graphicFrameLocks xmlns:a="http://schemas.openxmlformats.org/drawingml/2006/main" noChangeAspect="1"/>
+            </wp:cNvGraphicFramePr>
+            <a:graphic xmlns:a="http://schemas.openxmlformats.org/drawingml/2006/main">
+              <a:graphicData uri="http://schemas.openxmlformats.org/drawingml/2006/picture">
+                <pic:pic xmlns:pic="http://schemas.openxmlformats.org/drawingml/2006/picture">
+                  <pic:nvPicPr>
+                    <pic:cNvPr id="201" name="qubo_matrix"/>
+                    <pic:cNvPicPr/>
+                  </pic:nvPicPr>
+                  <pic:blipFill>
+                    <a:blip r:embed="rId12"/>
+                    <a:stretch>
+                      <a:fillRect/>
+                    </a:stretch>
+                  </pic:blipFill>
+                  <pic:spPr>
+                    <a:xfrm>
+                      <a:off x="0" y="0"/>
+                      <a:ext cx="4800000" cy="3785625"/>
+                    </a:xfrm>
+                    <a:prstGeom prst="rect">
+                      <a:avLst/>
+                    </a:prstGeom>
+                  </pic:spPr>
+                </pic:pic>
+              </a:graphicData>
+            </a:graphic>
+          </wp:inline>
+        </w:drawing>
+      </w:r>
+    </w:p>
+    <w:p>
+      <w:pPr>
+        <w:spacing w:before="0" w:after="240"/>
+        <w:jc w:val="center"/>
+      </w:pPr>
+      <w:r>
+        <w:rPr>
+          <w:rFonts w:ascii="Arial" w:hAnsi="Arial" w:cs="Arial"/>
+          <w:i/>
+          <w:iCs/>
+          <w:sz w:val="19"/>
+          <w:szCs w:val="19"/>
+        </w:rPr>
+        <w:t>Figure — QUBO matrix Q for the 5-server Weighted Max-Cut problem. Blue diagonal entries Q_ii are the sum of weights of edges incident to server i. Red off-diagonal entries Q_ij = −2·w_ij encode the edge weight between servers i and j. Zero entries indicate no direct link.</w:t>
       </w:r>
     </w:p>
     <w:p>
